--- a/Knowledge/3-Work knowledge/1-Software Engineering/1-Software Engineering Fundamentals/5-My Source/5-Network Data Structures/6-Segment.docx
+++ b/Knowledge/3-Work knowledge/1-Software Engineering/1-Software Engineering Fundamentals/5-My Source/5-Network Data Structures/6-Segment.docx
@@ -4,72 +4,39 @@
   <w:body>
     <w:p>
       <w:pPr>
-        <w:keepNext/>
-        <w:keepLines/>
-        <w:spacing w:before="360" w:after="80" w:line="276" w:lineRule="auto"/>
-        <w:outlineLvl w:val="0"/>
-        <w:rPr>
-          <w:rFonts w:asciiTheme="majorHAnsi" w:eastAsiaTheme="majorEastAsia" w:hAnsiTheme="majorHAnsi" w:cstheme="majorBidi"/>
-          <w:color w:val="2F5496" w:themeColor="accent1" w:themeShade="BF"/>
-          <w:kern w:val="0"/>
-          <w:sz w:val="40"/>
-          <w:szCs w:val="40"/>
-          <w:lang w:val="en"/>
-          <w14:ligatures w14:val="none"/>
+        <w:pStyle w:val="Heading1"/>
+        <w:rPr>
+          <w:lang w:val="en"/>
         </w:rPr>
       </w:pPr>
       <w:bookmarkStart w:id="0" w:name="_hgbj5d6tu462" w:colFirst="0" w:colLast="0"/>
       <w:bookmarkEnd w:id="0"/>
       <w:r>
         <w:rPr>
-          <w:rFonts w:asciiTheme="majorHAnsi" w:eastAsiaTheme="majorEastAsia" w:hAnsiTheme="majorHAnsi" w:cstheme="majorBidi"/>
-          <w:color w:val="2F5496" w:themeColor="accent1" w:themeShade="BF"/>
-          <w:kern w:val="0"/>
-          <w:sz w:val="40"/>
-          <w:szCs w:val="40"/>
-          <w:lang w:val="en"/>
-          <w14:ligatures w14:val="none"/>
+          <w:lang w:val="en"/>
         </w:rPr>
         <w:t>Segment</w:t>
       </w:r>
     </w:p>
     <w:p>
       <w:pPr>
-        <w:spacing w:before="280" w:after="80" w:line="276" w:lineRule="auto"/>
-        <w:outlineLvl w:val="1"/>
-        <w:rPr>
-          <w:rFonts w:asciiTheme="majorHAnsi" w:eastAsiaTheme="majorEastAsia" w:hAnsiTheme="majorHAnsi" w:cstheme="majorBidi"/>
-          <w:color w:val="2F5496" w:themeColor="accent1" w:themeShade="BF"/>
-          <w:kern w:val="0"/>
-          <w:sz w:val="32"/>
-          <w:szCs w:val="32"/>
-          <w:lang w:val="en"/>
-          <w14:ligatures w14:val="none"/>
+        <w:pStyle w:val="Heading2"/>
+        <w:rPr>
+          <w:lang w:val="en"/>
         </w:rPr>
       </w:pPr>
       <w:bookmarkStart w:id="1" w:name="_km3897op4iif" w:colFirst="0" w:colLast="0"/>
       <w:bookmarkEnd w:id="1"/>
       <w:r>
         <w:rPr>
-          <w:rFonts w:ascii="Segoe UI Emoji" w:eastAsiaTheme="majorEastAsia" w:hAnsi="Segoe UI Emoji" w:cs="Segoe UI Emoji"/>
-          <w:color w:val="2F5496" w:themeColor="accent1" w:themeShade="BF"/>
-          <w:kern w:val="0"/>
-          <w:sz w:val="32"/>
-          <w:szCs w:val="32"/>
-          <w:lang w:val="en"/>
-          <w14:ligatures w14:val="none"/>
+          <w:rFonts w:ascii="Segoe UI Emoji" w:hAnsi="Segoe UI Emoji" w:cs="Segoe UI Emoji"/>
+          <w:lang w:val="en"/>
         </w:rPr>
         <w:t>🧱</w:t>
       </w:r>
       <w:r>
         <w:rPr>
-          <w:rFonts w:asciiTheme="majorHAnsi" w:eastAsiaTheme="majorEastAsia" w:hAnsiTheme="majorHAnsi" w:cstheme="majorBidi"/>
-          <w:color w:val="2F5496" w:themeColor="accent1" w:themeShade="BF"/>
-          <w:kern w:val="0"/>
-          <w:sz w:val="32"/>
-          <w:szCs w:val="32"/>
-          <w:lang w:val="en"/>
-          <w14:ligatures w14:val="none"/>
+          <w:lang w:val="en"/>
         </w:rPr>
         <w:t xml:space="preserve"> What Is a Segment in Network Data Structures?</w:t>
       </w:r>
@@ -111,6 +78,7 @@
         </w:rPr>
         <w:t xml:space="preserve">: </w:t>
       </w:r>
+      <w:proofErr w:type="spellStart"/>
       <w:r>
         <w:rPr>
           <w:rFonts w:ascii="Arial" w:eastAsia="Arial" w:hAnsi="Arial" w:cs="Arial"/>
@@ -122,7 +90,21 @@
           <w:lang w:val="en"/>
           <w14:ligatures w14:val="none"/>
         </w:rPr>
-        <w:t>Chatgpt (GPT</w:t>
+        <w:t>Chatgpt</w:t>
+      </w:r>
+      <w:proofErr w:type="spellEnd"/>
+      <w:r>
+        <w:rPr>
+          <w:rFonts w:ascii="Arial" w:eastAsia="Arial" w:hAnsi="Arial" w:cs="Arial"/>
+          <w:b/>
+          <w:kern w:val="0"/>
+          <w:sz w:val="22"/>
+          <w:szCs w:val="22"/>
+          <w:highlight w:val="darkGray"/>
+          <w:lang w:val="en"/>
+          <w14:ligatures w14:val="none"/>
+        </w:rPr>
+        <w:t xml:space="preserve"> (GPT</w:t>
       </w:r>
       <w:r>
         <w:rPr>
@@ -364,48 +346,30 @@
           <w:lang w:val="en"/>
           <w14:ligatures w14:val="none"/>
         </w:rPr>
-        <w:pict>
+        <w:pict w14:anchorId="4B8576B2">
           <v:rect id="_x0000_i1025" style="width:0;height:1.5pt" o:hralign="center" o:hrstd="t" o:hr="t" fillcolor="#a0a0a0" stroked="f"/>
         </w:pict>
       </w:r>
     </w:p>
     <w:p>
       <w:pPr>
-        <w:spacing w:before="280" w:after="80" w:line="276" w:lineRule="auto"/>
-        <w:outlineLvl w:val="1"/>
-        <w:rPr>
-          <w:rFonts w:asciiTheme="majorHAnsi" w:eastAsiaTheme="majorEastAsia" w:hAnsiTheme="majorHAnsi" w:cstheme="majorBidi"/>
-          <w:color w:val="2F5496" w:themeColor="accent1" w:themeShade="BF"/>
-          <w:kern w:val="0"/>
-          <w:sz w:val="32"/>
-          <w:szCs w:val="32"/>
-          <w:lang w:val="en"/>
-          <w14:ligatures w14:val="none"/>
+        <w:pStyle w:val="Heading2"/>
+        <w:rPr>
+          <w:lang w:val="en"/>
         </w:rPr>
       </w:pPr>
       <w:bookmarkStart w:id="2" w:name="_qejh74joftek" w:colFirst="0" w:colLast="0"/>
       <w:bookmarkEnd w:id="2"/>
       <w:r>
         <w:rPr>
-          <w:rFonts w:ascii="Segoe UI Emoji" w:eastAsiaTheme="majorEastAsia" w:hAnsi="Segoe UI Emoji" w:cs="Segoe UI Emoji"/>
-          <w:color w:val="2F5496" w:themeColor="accent1" w:themeShade="BF"/>
-          <w:kern w:val="0"/>
-          <w:sz w:val="32"/>
-          <w:szCs w:val="32"/>
-          <w:lang w:val="en"/>
-          <w14:ligatures w14:val="none"/>
+          <w:rFonts w:ascii="Segoe UI Emoji" w:hAnsi="Segoe UI Emoji" w:cs="Segoe UI Emoji"/>
+          <w:lang w:val="en"/>
         </w:rPr>
         <w:t>🧠</w:t>
       </w:r>
       <w:r>
         <w:rPr>
-          <w:rFonts w:asciiTheme="majorHAnsi" w:eastAsiaTheme="majorEastAsia" w:hAnsiTheme="majorHAnsi" w:cstheme="majorBidi"/>
-          <w:color w:val="2F5496" w:themeColor="accent1" w:themeShade="BF"/>
-          <w:kern w:val="0"/>
-          <w:sz w:val="32"/>
-          <w:szCs w:val="32"/>
-          <w:lang w:val="en"/>
-          <w14:ligatures w14:val="none"/>
+          <w:lang w:val="en"/>
         </w:rPr>
         <w:t xml:space="preserve"> Simple Definition:</w:t>
       </w:r>
@@ -447,6 +411,7 @@
         </w:rPr>
         <w:t xml:space="preserve">: </w:t>
       </w:r>
+      <w:proofErr w:type="spellStart"/>
       <w:r>
         <w:rPr>
           <w:rFonts w:ascii="Arial" w:eastAsia="Arial" w:hAnsi="Arial" w:cs="Arial"/>
@@ -458,7 +423,21 @@
           <w:lang w:val="en"/>
           <w14:ligatures w14:val="none"/>
         </w:rPr>
-        <w:t>Chatgpt (GPT</w:t>
+        <w:t>Chatgpt</w:t>
+      </w:r>
+      <w:proofErr w:type="spellEnd"/>
+      <w:r>
+        <w:rPr>
+          <w:rFonts w:ascii="Arial" w:eastAsia="Arial" w:hAnsi="Arial" w:cs="Arial"/>
+          <w:b/>
+          <w:kern w:val="0"/>
+          <w:sz w:val="22"/>
+          <w:szCs w:val="22"/>
+          <w:highlight w:val="darkGray"/>
+          <w:lang w:val="en"/>
+          <w14:ligatures w14:val="none"/>
+        </w:rPr>
+        <w:t xml:space="preserve"> (GPT</w:t>
       </w:r>
       <w:r>
         <w:rPr>
@@ -629,48 +608,30 @@
           <w:lang w:val="en"/>
           <w14:ligatures w14:val="none"/>
         </w:rPr>
-        <w:pict>
+        <w:pict w14:anchorId="5A276C72">
           <v:rect id="_x0000_i1026" style="width:0;height:1.5pt" o:hralign="center" o:hrstd="t" o:hr="t" fillcolor="#a0a0a0" stroked="f"/>
         </w:pict>
       </w:r>
     </w:p>
     <w:p>
       <w:pPr>
-        <w:spacing w:before="280" w:after="80" w:line="276" w:lineRule="auto"/>
-        <w:outlineLvl w:val="1"/>
-        <w:rPr>
-          <w:rFonts w:asciiTheme="majorHAnsi" w:eastAsiaTheme="majorEastAsia" w:hAnsiTheme="majorHAnsi" w:cstheme="majorBidi"/>
-          <w:color w:val="2F5496" w:themeColor="accent1" w:themeShade="BF"/>
-          <w:kern w:val="0"/>
-          <w:sz w:val="32"/>
-          <w:szCs w:val="32"/>
-          <w:lang w:val="en"/>
-          <w14:ligatures w14:val="none"/>
+        <w:pStyle w:val="Heading2"/>
+        <w:rPr>
+          <w:lang w:val="en"/>
         </w:rPr>
       </w:pPr>
       <w:bookmarkStart w:id="3" w:name="_hxm60y8sjfm" w:colFirst="0" w:colLast="0"/>
       <w:bookmarkEnd w:id="3"/>
       <w:r>
         <w:rPr>
-          <w:rFonts w:ascii="Segoe UI Emoji" w:eastAsiaTheme="majorEastAsia" w:hAnsi="Segoe UI Emoji" w:cs="Segoe UI Emoji"/>
-          <w:color w:val="2F5496" w:themeColor="accent1" w:themeShade="BF"/>
-          <w:kern w:val="0"/>
-          <w:sz w:val="32"/>
-          <w:szCs w:val="32"/>
-          <w:lang w:val="en"/>
-          <w14:ligatures w14:val="none"/>
+          <w:rFonts w:ascii="Segoe UI Emoji" w:hAnsi="Segoe UI Emoji" w:cs="Segoe UI Emoji"/>
+          <w:lang w:val="en"/>
         </w:rPr>
         <w:t>📚</w:t>
       </w:r>
       <w:r>
         <w:rPr>
-          <w:rFonts w:asciiTheme="majorHAnsi" w:eastAsiaTheme="majorEastAsia" w:hAnsiTheme="majorHAnsi" w:cstheme="majorBidi"/>
-          <w:color w:val="2F5496" w:themeColor="accent1" w:themeShade="BF"/>
-          <w:kern w:val="0"/>
-          <w:sz w:val="32"/>
-          <w:szCs w:val="32"/>
-          <w:lang w:val="en"/>
-          <w14:ligatures w14:val="none"/>
+          <w:lang w:val="en"/>
         </w:rPr>
         <w:t xml:space="preserve"> Where Segment Fits in the OSI Model:</w:t>
       </w:r>
@@ -712,6 +673,7 @@
         </w:rPr>
         <w:t xml:space="preserve">: </w:t>
       </w:r>
+      <w:proofErr w:type="spellStart"/>
       <w:r>
         <w:rPr>
           <w:rFonts w:ascii="Arial" w:eastAsia="Arial" w:hAnsi="Arial" w:cs="Arial"/>
@@ -723,7 +685,21 @@
           <w:lang w:val="en"/>
           <w14:ligatures w14:val="none"/>
         </w:rPr>
-        <w:t>Chatgpt (GPT</w:t>
+        <w:t>Chatgpt</w:t>
+      </w:r>
+      <w:proofErr w:type="spellEnd"/>
+      <w:r>
+        <w:rPr>
+          <w:rFonts w:ascii="Arial" w:eastAsia="Arial" w:hAnsi="Arial" w:cs="Arial"/>
+          <w:b/>
+          <w:kern w:val="0"/>
+          <w:sz w:val="22"/>
+          <w:szCs w:val="22"/>
+          <w:highlight w:val="darkGray"/>
+          <w:lang w:val="en"/>
+          <w14:ligatures w14:val="none"/>
+        </w:rPr>
+        <w:t xml:space="preserve"> (GPT</w:t>
       </w:r>
       <w:r>
         <w:rPr>
@@ -775,7 +751,7 @@
           <w14:ligatures w14:val="none"/>
         </w:rPr>
         <w:drawing>
-          <wp:inline distT="114300" distB="114300" distL="114300" distR="114300" wp14:anchorId="583D0FA3" wp14:editId="398DD268">
+          <wp:inline distT="114300" distB="114300" distL="114300" distR="114300" wp14:anchorId="35782CD4" wp14:editId="5E5C8B91">
             <wp:extent cx="5943600" cy="1955800"/>
             <wp:effectExtent l="0" t="0" r="0" b="0"/>
             <wp:docPr id="9" name="image1.png"/>
@@ -963,7 +939,32 @@
                 <w:lang w:val="en"/>
                 <w14:ligatures w14:val="none"/>
               </w:rPr>
-              <w:t>L7–5 (App, Pres, Sess)</w:t>
+              <w:lastRenderedPageBreak/>
+              <w:t xml:space="preserve">L7–5 (App, Pres, </w:t>
+            </w:r>
+            <w:proofErr w:type="spellStart"/>
+            <w:r>
+              <w:rPr>
+                <w:rFonts w:ascii="Roboto Mono" w:eastAsia="Arial" w:hAnsi="Roboto Mono" w:cs="Arial"/>
+                <w:kern w:val="0"/>
+                <w:sz w:val="22"/>
+                <w:szCs w:val="22"/>
+                <w:lang w:val="en"/>
+                <w14:ligatures w14:val="none"/>
+              </w:rPr>
+              <w:t>Sess</w:t>
+            </w:r>
+            <w:proofErr w:type="spellEnd"/>
+            <w:r>
+              <w:rPr>
+                <w:rFonts w:ascii="Roboto Mono" w:eastAsia="Arial" w:hAnsi="Roboto Mono" w:cs="Arial"/>
+                <w:kern w:val="0"/>
+                <w:sz w:val="22"/>
+                <w:szCs w:val="22"/>
+                <w:lang w:val="en"/>
+                <w14:ligatures w14:val="none"/>
+              </w:rPr>
+              <w:t>)</w:t>
             </w:r>
           </w:p>
         </w:tc>
@@ -1394,48 +1395,30 @@
           <w:lang w:val="en"/>
           <w14:ligatures w14:val="none"/>
         </w:rPr>
-        <w:pict>
+        <w:pict w14:anchorId="1F632F9D">
           <v:rect id="_x0000_i1027" style="width:0;height:1.5pt" o:hralign="center" o:hrstd="t" o:hr="t" fillcolor="#a0a0a0" stroked="f"/>
         </w:pict>
       </w:r>
     </w:p>
     <w:p>
       <w:pPr>
-        <w:spacing w:before="280" w:after="80" w:line="276" w:lineRule="auto"/>
-        <w:outlineLvl w:val="1"/>
-        <w:rPr>
-          <w:rFonts w:asciiTheme="majorHAnsi" w:eastAsiaTheme="majorEastAsia" w:hAnsiTheme="majorHAnsi" w:cstheme="majorBidi"/>
-          <w:color w:val="2F5496" w:themeColor="accent1" w:themeShade="BF"/>
-          <w:kern w:val="0"/>
-          <w:sz w:val="32"/>
-          <w:szCs w:val="32"/>
-          <w:lang w:val="en"/>
-          <w14:ligatures w14:val="none"/>
+        <w:pStyle w:val="Heading2"/>
+        <w:rPr>
+          <w:lang w:val="en"/>
         </w:rPr>
       </w:pPr>
       <w:bookmarkStart w:id="4" w:name="_n0en88bens41" w:colFirst="0" w:colLast="0"/>
       <w:bookmarkEnd w:id="4"/>
       <w:r>
         <w:rPr>
-          <w:rFonts w:ascii="Segoe UI Emoji" w:eastAsiaTheme="majorEastAsia" w:hAnsi="Segoe UI Emoji" w:cs="Segoe UI Emoji"/>
-          <w:color w:val="2F5496" w:themeColor="accent1" w:themeShade="BF"/>
-          <w:kern w:val="0"/>
-          <w:sz w:val="32"/>
-          <w:szCs w:val="32"/>
-          <w:lang w:val="en"/>
-          <w14:ligatures w14:val="none"/>
+          <w:rFonts w:ascii="Segoe UI Emoji" w:hAnsi="Segoe UI Emoji" w:cs="Segoe UI Emoji"/>
+          <w:lang w:val="en"/>
         </w:rPr>
         <w:t>🧩</w:t>
       </w:r>
       <w:r>
         <w:rPr>
-          <w:rFonts w:asciiTheme="majorHAnsi" w:eastAsiaTheme="majorEastAsia" w:hAnsiTheme="majorHAnsi" w:cstheme="majorBidi"/>
-          <w:color w:val="2F5496" w:themeColor="accent1" w:themeShade="BF"/>
-          <w:kern w:val="0"/>
-          <w:sz w:val="32"/>
-          <w:szCs w:val="32"/>
-          <w:lang w:val="en"/>
-          <w14:ligatures w14:val="none"/>
+          <w:lang w:val="en"/>
         </w:rPr>
         <w:t xml:space="preserve"> Structure of a TCP Segment:</w:t>
       </w:r>
@@ -1477,6 +1460,7 @@
         </w:rPr>
         <w:t xml:space="preserve">: </w:t>
       </w:r>
+      <w:proofErr w:type="spellStart"/>
       <w:r>
         <w:rPr>
           <w:rFonts w:ascii="Arial" w:eastAsia="Arial" w:hAnsi="Arial" w:cs="Arial"/>
@@ -1488,7 +1472,21 @@
           <w:lang w:val="en"/>
           <w14:ligatures w14:val="none"/>
         </w:rPr>
-        <w:t>Chatgpt (GPT</w:t>
+        <w:t>Chatgpt</w:t>
+      </w:r>
+      <w:proofErr w:type="spellEnd"/>
+      <w:r>
+        <w:rPr>
+          <w:rFonts w:ascii="Arial" w:eastAsia="Arial" w:hAnsi="Arial" w:cs="Arial"/>
+          <w:b/>
+          <w:kern w:val="0"/>
+          <w:sz w:val="22"/>
+          <w:szCs w:val="22"/>
+          <w:highlight w:val="darkGray"/>
+          <w:lang w:val="en"/>
+          <w14:ligatures w14:val="none"/>
+        </w:rPr>
+        <w:t xml:space="preserve"> (GPT</w:t>
       </w:r>
       <w:r>
         <w:rPr>
@@ -1540,7 +1538,7 @@
           <w14:ligatures w14:val="none"/>
         </w:rPr>
         <w:drawing>
-          <wp:inline distT="114300" distB="114300" distL="114300" distR="114300" wp14:anchorId="10CDB2BB" wp14:editId="3E4E6655">
+          <wp:inline distT="114300" distB="114300" distL="114300" distR="114300" wp14:anchorId="3B267021" wp14:editId="4CA87083">
             <wp:extent cx="5943600" cy="711200"/>
             <wp:effectExtent l="0" t="0" r="0" b="0"/>
             <wp:docPr id="5" name="image7.png"/>
@@ -1634,48 +1632,30 @@
           <w:lang w:val="en"/>
           <w14:ligatures w14:val="none"/>
         </w:rPr>
-        <w:pict>
+        <w:pict w14:anchorId="74F13936">
           <v:rect id="_x0000_i1028" style="width:0;height:1.5pt" o:hralign="center" o:hrstd="t" o:hr="t" fillcolor="#a0a0a0" stroked="f"/>
         </w:pict>
       </w:r>
     </w:p>
     <w:p>
       <w:pPr>
-        <w:spacing w:before="280" w:after="80" w:line="276" w:lineRule="auto"/>
-        <w:outlineLvl w:val="1"/>
-        <w:rPr>
-          <w:rFonts w:asciiTheme="majorHAnsi" w:eastAsiaTheme="majorEastAsia" w:hAnsiTheme="majorHAnsi" w:cstheme="majorBidi"/>
-          <w:color w:val="2F5496" w:themeColor="accent1" w:themeShade="BF"/>
-          <w:kern w:val="0"/>
-          <w:sz w:val="32"/>
-          <w:szCs w:val="32"/>
-          <w:lang w:val="en"/>
-          <w14:ligatures w14:val="none"/>
+        <w:pStyle w:val="Heading2"/>
+        <w:rPr>
+          <w:lang w:val="en"/>
         </w:rPr>
       </w:pPr>
       <w:bookmarkStart w:id="5" w:name="_ic79889xqws" w:colFirst="0" w:colLast="0"/>
       <w:bookmarkEnd w:id="5"/>
       <w:r>
         <w:rPr>
-          <w:rFonts w:ascii="Segoe UI Emoji" w:eastAsiaTheme="majorEastAsia" w:hAnsi="Segoe UI Emoji" w:cs="Segoe UI Emoji"/>
-          <w:color w:val="2F5496" w:themeColor="accent1" w:themeShade="BF"/>
-          <w:kern w:val="0"/>
-          <w:sz w:val="32"/>
-          <w:szCs w:val="32"/>
-          <w:lang w:val="en"/>
-          <w14:ligatures w14:val="none"/>
+          <w:rFonts w:ascii="Segoe UI Emoji" w:hAnsi="Segoe UI Emoji" w:cs="Segoe UI Emoji"/>
+          <w:lang w:val="en"/>
         </w:rPr>
         <w:t>🧾</w:t>
       </w:r>
       <w:r>
         <w:rPr>
-          <w:rFonts w:asciiTheme="majorHAnsi" w:eastAsiaTheme="majorEastAsia" w:hAnsiTheme="majorHAnsi" w:cstheme="majorBidi"/>
-          <w:color w:val="2F5496" w:themeColor="accent1" w:themeShade="BF"/>
-          <w:kern w:val="0"/>
-          <w:sz w:val="32"/>
-          <w:szCs w:val="32"/>
-          <w:lang w:val="en"/>
-          <w14:ligatures w14:val="none"/>
+          <w:lang w:val="en"/>
         </w:rPr>
         <w:t xml:space="preserve"> Example: TCP Segment Fields</w:t>
       </w:r>
@@ -1717,6 +1697,7 @@
         </w:rPr>
         <w:t xml:space="preserve">: </w:t>
       </w:r>
+      <w:proofErr w:type="spellStart"/>
       <w:r>
         <w:rPr>
           <w:rFonts w:ascii="Arial" w:eastAsia="Arial" w:hAnsi="Arial" w:cs="Arial"/>
@@ -1728,7 +1709,21 @@
           <w:lang w:val="en"/>
           <w14:ligatures w14:val="none"/>
         </w:rPr>
-        <w:t>Chatgpt (GPT</w:t>
+        <w:t>Chatgpt</w:t>
+      </w:r>
+      <w:proofErr w:type="spellEnd"/>
+      <w:r>
+        <w:rPr>
+          <w:rFonts w:ascii="Arial" w:eastAsia="Arial" w:hAnsi="Arial" w:cs="Arial"/>
+          <w:b/>
+          <w:kern w:val="0"/>
+          <w:sz w:val="22"/>
+          <w:szCs w:val="22"/>
+          <w:highlight w:val="darkGray"/>
+          <w:lang w:val="en"/>
+          <w14:ligatures w14:val="none"/>
+        </w:rPr>
+        <w:t xml:space="preserve"> (GPT</w:t>
       </w:r>
       <w:r>
         <w:rPr>
@@ -1779,8 +1774,9 @@
           <w:lang w:val="en"/>
           <w14:ligatures w14:val="none"/>
         </w:rPr>
+        <w:lastRenderedPageBreak/>
         <w:drawing>
-          <wp:inline distT="114300" distB="114300" distL="114300" distR="114300" wp14:anchorId="60B89FC5" wp14:editId="25D6410E">
+          <wp:inline distT="114300" distB="114300" distL="114300" distR="114300" wp14:anchorId="652CD4D6" wp14:editId="03EDF847">
             <wp:extent cx="5943600" cy="3009900"/>
             <wp:effectExtent l="0" t="0" r="0" b="0"/>
             <wp:docPr id="3" name="image5.png"/>
@@ -3018,48 +3014,31 @@
           <w:lang w:val="en"/>
           <w14:ligatures w14:val="none"/>
         </w:rPr>
-        <w:pict>
+        <w:pict w14:anchorId="5B5A69CC">
           <v:rect id="_x0000_i1029" style="width:0;height:1.5pt" o:hralign="center" o:hrstd="t" o:hr="t" fillcolor="#a0a0a0" stroked="f"/>
         </w:pict>
       </w:r>
     </w:p>
     <w:p>
       <w:pPr>
-        <w:spacing w:before="280" w:after="80" w:line="276" w:lineRule="auto"/>
-        <w:outlineLvl w:val="1"/>
-        <w:rPr>
-          <w:rFonts w:asciiTheme="majorHAnsi" w:eastAsiaTheme="majorEastAsia" w:hAnsiTheme="majorHAnsi" w:cstheme="majorBidi"/>
-          <w:color w:val="2F5496" w:themeColor="accent1" w:themeShade="BF"/>
-          <w:kern w:val="0"/>
-          <w:sz w:val="32"/>
-          <w:szCs w:val="32"/>
-          <w:lang w:val="en"/>
-          <w14:ligatures w14:val="none"/>
+        <w:pStyle w:val="Heading2"/>
+        <w:rPr>
+          <w:lang w:val="en"/>
         </w:rPr>
       </w:pPr>
       <w:bookmarkStart w:id="6" w:name="_ecsfmfu98uq5" w:colFirst="0" w:colLast="0"/>
       <w:bookmarkEnd w:id="6"/>
       <w:r>
         <w:rPr>
-          <w:rFonts w:ascii="Segoe UI Emoji" w:eastAsiaTheme="majorEastAsia" w:hAnsi="Segoe UI Emoji" w:cs="Segoe UI Emoji"/>
-          <w:color w:val="2F5496" w:themeColor="accent1" w:themeShade="BF"/>
-          <w:kern w:val="0"/>
-          <w:sz w:val="32"/>
-          <w:szCs w:val="32"/>
-          <w:lang w:val="en"/>
-          <w14:ligatures w14:val="none"/>
-        </w:rPr>
+          <w:rFonts w:ascii="Segoe UI Emoji" w:hAnsi="Segoe UI Emoji" w:cs="Segoe UI Emoji"/>
+          <w:lang w:val="en"/>
+        </w:rPr>
+        <w:lastRenderedPageBreak/>
         <w:t>🧠</w:t>
       </w:r>
       <w:r>
         <w:rPr>
-          <w:rFonts w:asciiTheme="majorHAnsi" w:eastAsiaTheme="majorEastAsia" w:hAnsiTheme="majorHAnsi" w:cstheme="majorBidi"/>
-          <w:color w:val="2F5496" w:themeColor="accent1" w:themeShade="BF"/>
-          <w:kern w:val="0"/>
-          <w:sz w:val="32"/>
-          <w:szCs w:val="32"/>
-          <w:lang w:val="en"/>
-          <w14:ligatures w14:val="none"/>
+          <w:lang w:val="en"/>
         </w:rPr>
         <w:t xml:space="preserve"> Example Flow:</w:t>
       </w:r>
@@ -3101,6 +3080,7 @@
         </w:rPr>
         <w:t xml:space="preserve">: </w:t>
       </w:r>
+      <w:proofErr w:type="spellStart"/>
       <w:r>
         <w:rPr>
           <w:rFonts w:ascii="Arial" w:eastAsia="Arial" w:hAnsi="Arial" w:cs="Arial"/>
@@ -3112,7 +3092,21 @@
           <w:lang w:val="en"/>
           <w14:ligatures w14:val="none"/>
         </w:rPr>
-        <w:t>Chatgpt (GPT</w:t>
+        <w:t>Chatgpt</w:t>
+      </w:r>
+      <w:proofErr w:type="spellEnd"/>
+      <w:r>
+        <w:rPr>
+          <w:rFonts w:ascii="Arial" w:eastAsia="Arial" w:hAnsi="Arial" w:cs="Arial"/>
+          <w:b/>
+          <w:kern w:val="0"/>
+          <w:sz w:val="22"/>
+          <w:szCs w:val="22"/>
+          <w:highlight w:val="darkGray"/>
+          <w:lang w:val="en"/>
+          <w14:ligatures w14:val="none"/>
+        </w:rPr>
+        <w:t xml:space="preserve"> (GPT</w:t>
       </w:r>
       <w:r>
         <w:rPr>
@@ -3419,43 +3413,23 @@
     </w:p>
     <w:p>
       <w:pPr>
-        <w:keepNext/>
-        <w:keepLines/>
-        <w:spacing w:before="160" w:after="80" w:line="276" w:lineRule="auto"/>
-        <w:outlineLvl w:val="1"/>
-        <w:rPr>
-          <w:rFonts w:asciiTheme="majorHAnsi" w:eastAsiaTheme="majorEastAsia" w:hAnsiTheme="majorHAnsi" w:cstheme="majorBidi"/>
-          <w:color w:val="2F5496" w:themeColor="accent1" w:themeShade="BF"/>
-          <w:kern w:val="0"/>
-          <w:sz w:val="32"/>
-          <w:szCs w:val="32"/>
-          <w:lang w:val="en"/>
-          <w14:ligatures w14:val="none"/>
+        <w:pStyle w:val="Heading2"/>
+        <w:rPr>
+          <w:lang w:val="en"/>
         </w:rPr>
       </w:pPr>
       <w:bookmarkStart w:id="7" w:name="_xoeoqzh2ugee" w:colFirst="0" w:colLast="0"/>
       <w:bookmarkEnd w:id="7"/>
       <w:r>
         <w:rPr>
-          <w:rFonts w:ascii="Segoe UI Emoji" w:eastAsiaTheme="majorEastAsia" w:hAnsi="Segoe UI Emoji" w:cs="Segoe UI Emoji"/>
-          <w:color w:val="2F5496" w:themeColor="accent1" w:themeShade="BF"/>
-          <w:kern w:val="0"/>
-          <w:sz w:val="32"/>
-          <w:szCs w:val="32"/>
-          <w:lang w:val="en"/>
-          <w14:ligatures w14:val="none"/>
+          <w:rFonts w:ascii="Segoe UI Emoji" w:hAnsi="Segoe UI Emoji" w:cs="Segoe UI Emoji"/>
+          <w:lang w:val="en"/>
         </w:rPr>
         <w:t>🧱</w:t>
       </w:r>
       <w:r>
         <w:rPr>
-          <w:rFonts w:asciiTheme="majorHAnsi" w:eastAsiaTheme="majorEastAsia" w:hAnsiTheme="majorHAnsi" w:cstheme="majorBidi"/>
-          <w:color w:val="2F5496" w:themeColor="accent1" w:themeShade="BF"/>
-          <w:kern w:val="0"/>
-          <w:sz w:val="32"/>
-          <w:szCs w:val="32"/>
-          <w:lang w:val="en"/>
-          <w14:ligatures w14:val="none"/>
+          <w:lang w:val="en"/>
         </w:rPr>
         <w:t xml:space="preserve"> Segment – Visual Example </w:t>
       </w:r>
@@ -3497,6 +3471,7 @@
         </w:rPr>
         <w:t xml:space="preserve">: </w:t>
       </w:r>
+      <w:proofErr w:type="spellStart"/>
       <w:r>
         <w:rPr>
           <w:rFonts w:ascii="Arial" w:eastAsia="Arial" w:hAnsi="Arial" w:cs="Arial"/>
@@ -3508,7 +3483,21 @@
           <w:lang w:val="en"/>
           <w14:ligatures w14:val="none"/>
         </w:rPr>
-        <w:t>Chatgpt (GPT</w:t>
+        <w:t>Chatgpt</w:t>
+      </w:r>
+      <w:proofErr w:type="spellEnd"/>
+      <w:r>
+        <w:rPr>
+          <w:rFonts w:ascii="Arial" w:eastAsia="Arial" w:hAnsi="Arial" w:cs="Arial"/>
+          <w:b/>
+          <w:kern w:val="0"/>
+          <w:sz w:val="22"/>
+          <w:szCs w:val="22"/>
+          <w:highlight w:val="darkGray"/>
+          <w:lang w:val="en"/>
+          <w14:ligatures w14:val="none"/>
+        </w:rPr>
+        <w:t xml:space="preserve"> (GPT</w:t>
       </w:r>
       <w:r>
         <w:rPr>
@@ -3667,48 +3656,30 @@
           <w:lang w:val="en"/>
           <w14:ligatures w14:val="none"/>
         </w:rPr>
-        <w:pict>
+        <w:pict w14:anchorId="3699A52E">
           <v:rect id="_x0000_i1030" style="width:0;height:1.5pt" o:hralign="center" o:hrstd="t" o:hr="t" fillcolor="#a0a0a0" stroked="f"/>
         </w:pict>
       </w:r>
     </w:p>
     <w:p>
       <w:pPr>
-        <w:spacing w:before="160" w:after="80" w:line="276" w:lineRule="auto"/>
-        <w:outlineLvl w:val="2"/>
-        <w:rPr>
-          <w:rFonts w:ascii="Arial" w:eastAsiaTheme="majorEastAsia" w:hAnsi="Arial" w:cstheme="majorBidi"/>
-          <w:color w:val="2F5496" w:themeColor="accent1" w:themeShade="BF"/>
-          <w:kern w:val="0"/>
-          <w:sz w:val="28"/>
-          <w:szCs w:val="28"/>
-          <w:lang w:val="en"/>
-          <w14:ligatures w14:val="none"/>
+        <w:pStyle w:val="Heading3"/>
+        <w:rPr>
+          <w:lang w:val="en"/>
         </w:rPr>
       </w:pPr>
       <w:bookmarkStart w:id="8" w:name="_vzypd33x51he" w:colFirst="0" w:colLast="0"/>
       <w:bookmarkEnd w:id="8"/>
       <w:r>
         <w:rPr>
-          <w:rFonts w:ascii="Segoe UI Emoji" w:eastAsiaTheme="majorEastAsia" w:hAnsi="Segoe UI Emoji" w:cs="Segoe UI Emoji"/>
-          <w:color w:val="2F5496" w:themeColor="accent1" w:themeShade="BF"/>
-          <w:kern w:val="0"/>
-          <w:sz w:val="28"/>
-          <w:szCs w:val="28"/>
-          <w:lang w:val="en"/>
-          <w14:ligatures w14:val="none"/>
+          <w:rFonts w:ascii="Segoe UI Emoji" w:hAnsi="Segoe UI Emoji" w:cs="Segoe UI Emoji"/>
+          <w:lang w:val="en"/>
         </w:rPr>
         <w:t>🧾</w:t>
       </w:r>
       <w:r>
         <w:rPr>
-          <w:rFonts w:ascii="Arial" w:eastAsiaTheme="majorEastAsia" w:hAnsi="Arial" w:cstheme="majorBidi"/>
-          <w:color w:val="2F5496" w:themeColor="accent1" w:themeShade="BF"/>
-          <w:kern w:val="0"/>
-          <w:sz w:val="28"/>
-          <w:szCs w:val="28"/>
-          <w:lang w:val="en"/>
-          <w14:ligatures w14:val="none"/>
+          <w:lang w:val="en"/>
         </w:rPr>
         <w:t xml:space="preserve"> TCP Segment – Visual Structure</w:t>
       </w:r>
@@ -3750,6 +3721,7 @@
         </w:rPr>
         <w:t xml:space="preserve">: </w:t>
       </w:r>
+      <w:proofErr w:type="spellStart"/>
       <w:r>
         <w:rPr>
           <w:rFonts w:ascii="Arial" w:eastAsia="Arial" w:hAnsi="Arial" w:cs="Arial"/>
@@ -3761,7 +3733,21 @@
           <w:lang w:val="en"/>
           <w14:ligatures w14:val="none"/>
         </w:rPr>
-        <w:t>Chatgpt (GPT</w:t>
+        <w:t>Chatgpt</w:t>
+      </w:r>
+      <w:proofErr w:type="spellEnd"/>
+      <w:r>
+        <w:rPr>
+          <w:rFonts w:ascii="Arial" w:eastAsia="Arial" w:hAnsi="Arial" w:cs="Arial"/>
+          <w:b/>
+          <w:kern w:val="0"/>
+          <w:sz w:val="22"/>
+          <w:szCs w:val="22"/>
+          <w:highlight w:val="darkGray"/>
+          <w:lang w:val="en"/>
+          <w14:ligatures w14:val="none"/>
+        </w:rPr>
+        <w:t xml:space="preserve"> (GPT</w:t>
       </w:r>
       <w:r>
         <w:rPr>
@@ -3813,7 +3799,7 @@
           <w14:ligatures w14:val="none"/>
         </w:rPr>
         <w:drawing>
-          <wp:inline distT="114300" distB="114300" distL="114300" distR="114300" wp14:anchorId="278A6C90" wp14:editId="047385D1">
+          <wp:inline distT="114300" distB="114300" distL="114300" distR="114300" wp14:anchorId="3F62A908" wp14:editId="46FB7125">
             <wp:extent cx="5943600" cy="723900"/>
             <wp:effectExtent l="0" t="0" r="0" b="0"/>
             <wp:docPr id="6" name="image2.png"/>
@@ -3907,95 +3893,53 @@
           <w:lang w:val="en"/>
           <w14:ligatures w14:val="none"/>
         </w:rPr>
-        <w:pict>
+        <w:pict w14:anchorId="37307F18">
           <v:rect id="_x0000_i1031" style="width:0;height:1.5pt" o:hralign="center" o:hrstd="t" o:hr="t" fillcolor="#a0a0a0" stroked="f"/>
         </w:pict>
       </w:r>
     </w:p>
     <w:p>
       <w:pPr>
-        <w:spacing w:before="160" w:after="80" w:line="276" w:lineRule="auto"/>
-        <w:outlineLvl w:val="2"/>
-        <w:rPr>
-          <w:rFonts w:ascii="Arial" w:eastAsiaTheme="majorEastAsia" w:hAnsi="Arial" w:cstheme="majorBidi"/>
-          <w:color w:val="2F5496" w:themeColor="accent1" w:themeShade="BF"/>
-          <w:kern w:val="0"/>
-          <w:sz w:val="28"/>
-          <w:szCs w:val="28"/>
-          <w:lang w:val="en"/>
-          <w14:ligatures w14:val="none"/>
+        <w:pStyle w:val="Heading3"/>
+        <w:rPr>
+          <w:lang w:val="en"/>
         </w:rPr>
       </w:pPr>
       <w:bookmarkStart w:id="9" w:name="_sgoigv2tucvi" w:colFirst="0" w:colLast="0"/>
       <w:bookmarkEnd w:id="9"/>
       <w:r>
         <w:rPr>
-          <w:rFonts w:ascii="Segoe UI Emoji" w:eastAsiaTheme="majorEastAsia" w:hAnsi="Segoe UI Emoji" w:cs="Segoe UI Emoji"/>
-          <w:color w:val="2F5496" w:themeColor="accent1" w:themeShade="BF"/>
-          <w:kern w:val="0"/>
-          <w:sz w:val="28"/>
-          <w:szCs w:val="28"/>
-          <w:lang w:val="en"/>
-          <w14:ligatures w14:val="none"/>
+          <w:rFonts w:ascii="Segoe UI Emoji" w:hAnsi="Segoe UI Emoji" w:cs="Segoe UI Emoji"/>
+          <w:lang w:val="en"/>
         </w:rPr>
         <w:t>🧱</w:t>
       </w:r>
       <w:r>
         <w:rPr>
-          <w:rFonts w:ascii="Arial" w:eastAsiaTheme="majorEastAsia" w:hAnsi="Arial" w:cstheme="majorBidi"/>
-          <w:color w:val="2F5496" w:themeColor="accent1" w:themeShade="BF"/>
-          <w:kern w:val="0"/>
-          <w:sz w:val="28"/>
-          <w:szCs w:val="28"/>
-          <w:lang w:val="en"/>
-          <w14:ligatures w14:val="none"/>
+          <w:lang w:val="en"/>
         </w:rPr>
         <w:t xml:space="preserve"> Example: TCP Segment with HTTP Payload</w:t>
       </w:r>
     </w:p>
     <w:p>
       <w:pPr>
-        <w:spacing w:before="80" w:after="40" w:line="276" w:lineRule="auto"/>
-        <w:outlineLvl w:val="3"/>
-        <w:rPr>
-          <w:rFonts w:ascii="Arial" w:eastAsiaTheme="majorEastAsia" w:hAnsi="Arial" w:cstheme="majorBidi"/>
-          <w:i/>
-          <w:iCs/>
-          <w:color w:val="2F5496" w:themeColor="accent1" w:themeShade="BF"/>
-          <w:kern w:val="0"/>
-          <w:sz w:val="22"/>
-          <w:szCs w:val="22"/>
-          <w:lang w:val="en"/>
-          <w14:ligatures w14:val="none"/>
+        <w:pStyle w:val="Heading4"/>
+        <w:rPr>
+          <w:lang w:val="en"/>
         </w:rPr>
       </w:pPr>
       <w:bookmarkStart w:id="10" w:name="_7b5yn95ogink" w:colFirst="0" w:colLast="0"/>
       <w:bookmarkEnd w:id="10"/>
       <w:r>
         <w:rPr>
-          <w:rFonts w:ascii="Segoe UI Emoji" w:eastAsiaTheme="majorEastAsia" w:hAnsi="Segoe UI Emoji" w:cs="Segoe UI Emoji"/>
-          <w:i/>
-          <w:iCs/>
-          <w:color w:val="2F5496" w:themeColor="accent1" w:themeShade="BF"/>
-          <w:kern w:val="0"/>
-          <w:sz w:val="22"/>
-          <w:szCs w:val="22"/>
-          <w:lang w:val="en"/>
-          <w14:ligatures w14:val="none"/>
+          <w:rFonts w:ascii="Segoe UI Emoji" w:hAnsi="Segoe UI Emoji" w:cs="Segoe UI Emoji"/>
+          <w:lang w:val="en"/>
         </w:rPr>
         <w:t>🧩</w:t>
       </w:r>
       <w:r>
         <w:rPr>
-          <w:rFonts w:ascii="Arial" w:eastAsiaTheme="majorEastAsia" w:hAnsi="Arial" w:cstheme="majorBidi"/>
-          <w:i/>
-          <w:iCs/>
-          <w:color w:val="2F5496" w:themeColor="accent1" w:themeShade="BF"/>
-          <w:kern w:val="0"/>
-          <w:sz w:val="22"/>
-          <w:szCs w:val="22"/>
-          <w:lang w:val="en"/>
-          <w14:ligatures w14:val="none"/>
+          <w:lang w:val="en"/>
         </w:rPr>
         <w:t xml:space="preserve"> TCP Segment Fields (20 bytes standard)</w:t>
       </w:r>
@@ -4040,6 +3984,7 @@
         </w:rPr>
         <w:t xml:space="preserve">: </w:t>
       </w:r>
+      <w:proofErr w:type="spellStart"/>
       <w:r>
         <w:rPr>
           <w:rFonts w:ascii="Arial" w:eastAsia="Arial" w:hAnsi="Arial" w:cs="Arial"/>
@@ -4051,7 +3996,21 @@
           <w:lang w:val="en"/>
           <w14:ligatures w14:val="none"/>
         </w:rPr>
-        <w:t>Chatgpt (GPT</w:t>
+        <w:t>Chatgpt</w:t>
+      </w:r>
+      <w:proofErr w:type="spellEnd"/>
+      <w:r>
+        <w:rPr>
+          <w:rFonts w:ascii="Arial" w:eastAsia="Arial" w:hAnsi="Arial" w:cs="Arial"/>
+          <w:b/>
+          <w:kern w:val="0"/>
+          <w:sz w:val="22"/>
+          <w:szCs w:val="22"/>
+          <w:highlight w:val="darkGray"/>
+          <w:lang w:val="en"/>
+          <w14:ligatures w14:val="none"/>
+        </w:rPr>
+        <w:t xml:space="preserve"> (GPT</w:t>
       </w:r>
       <w:r>
         <w:rPr>
@@ -4102,8 +4061,9 @@
           <w:lang w:val="en"/>
           <w14:ligatures w14:val="none"/>
         </w:rPr>
+        <w:lastRenderedPageBreak/>
         <w:drawing>
-          <wp:inline distT="114300" distB="114300" distL="114300" distR="114300" wp14:anchorId="5EE14A90" wp14:editId="03F65387">
+          <wp:inline distT="114300" distB="114300" distL="114300" distR="114300" wp14:anchorId="5A888FB6" wp14:editId="43FE2AB5">
             <wp:extent cx="5943600" cy="2997200"/>
             <wp:effectExtent l="0" t="0" r="0" b="0"/>
             <wp:docPr id="1" name="image3.png"/>
@@ -5058,8 +5018,22 @@
                 <w:lang w:val="en"/>
                 <w14:ligatures w14:val="none"/>
               </w:rPr>
-              <w:t>FF FF</w:t>
-            </w:r>
+              <w:t xml:space="preserve">FF </w:t>
+            </w:r>
+            <w:proofErr w:type="spellStart"/>
+            <w:r>
+              <w:rPr>
+                <w:rFonts w:ascii="Roboto Mono" w:eastAsia="Roboto Mono" w:hAnsi="Roboto Mono" w:cs="Roboto Mono"/>
+                <w:color w:val="188038"/>
+                <w:kern w:val="0"/>
+                <w:sz w:val="22"/>
+                <w:szCs w:val="22"/>
+                <w:lang w:val="en"/>
+                <w14:ligatures w14:val="none"/>
+              </w:rPr>
+              <w:t>FF</w:t>
+            </w:r>
+            <w:proofErr w:type="spellEnd"/>
           </w:p>
         </w:tc>
         <w:tc>
@@ -5348,16 +5322,29 @@
                 <w14:ligatures w14:val="none"/>
               </w:rPr>
             </w:pPr>
-            <w:r>
-              <w:rPr>
-                <w:rFonts w:ascii="Roboto Mono" w:eastAsia="Arial" w:hAnsi="Roboto Mono" w:cs="Arial"/>
-                <w:kern w:val="0"/>
-                <w:sz w:val="22"/>
-                <w:szCs w:val="22"/>
-                <w:lang w:val="en"/>
-                <w14:ligatures w14:val="none"/>
-              </w:rPr>
-              <w:t>Usually zero</w:t>
+            <w:proofErr w:type="gramStart"/>
+            <w:r>
+              <w:rPr>
+                <w:rFonts w:ascii="Roboto Mono" w:eastAsia="Arial" w:hAnsi="Roboto Mono" w:cs="Arial"/>
+                <w:kern w:val="0"/>
+                <w:sz w:val="22"/>
+                <w:szCs w:val="22"/>
+                <w:lang w:val="en"/>
+                <w14:ligatures w14:val="none"/>
+              </w:rPr>
+              <w:t>Usually</w:t>
+            </w:r>
+            <w:proofErr w:type="gramEnd"/>
+            <w:r>
+              <w:rPr>
+                <w:rFonts w:ascii="Roboto Mono" w:eastAsia="Arial" w:hAnsi="Roboto Mono" w:cs="Arial"/>
+                <w:kern w:val="0"/>
+                <w:sz w:val="22"/>
+                <w:szCs w:val="22"/>
+                <w:lang w:val="en"/>
+                <w14:ligatures w14:val="none"/>
+              </w:rPr>
+              <w:t xml:space="preserve"> zero</w:t>
             </w:r>
           </w:p>
         </w:tc>
@@ -5434,54 +5421,31 @@
           <w:lang w:val="en"/>
           <w14:ligatures w14:val="none"/>
         </w:rPr>
-        <w:pict>
+        <w:lastRenderedPageBreak/>
+        <w:pict w14:anchorId="08B949AF">
           <v:rect id="_x0000_i1032" style="width:0;height:1.5pt" o:hralign="center" o:hrstd="t" o:hr="t" fillcolor="#a0a0a0" stroked="f"/>
         </w:pict>
       </w:r>
     </w:p>
     <w:p>
       <w:pPr>
-        <w:spacing w:before="80" w:after="40" w:line="276" w:lineRule="auto"/>
-        <w:outlineLvl w:val="3"/>
-        <w:rPr>
-          <w:rFonts w:ascii="Arial" w:eastAsiaTheme="majorEastAsia" w:hAnsi="Arial" w:cstheme="majorBidi"/>
-          <w:i/>
-          <w:iCs/>
-          <w:color w:val="2F5496" w:themeColor="accent1" w:themeShade="BF"/>
-          <w:kern w:val="0"/>
-          <w:sz w:val="22"/>
-          <w:szCs w:val="22"/>
-          <w:lang w:val="en"/>
-          <w14:ligatures w14:val="none"/>
+        <w:pStyle w:val="Heading4"/>
+        <w:rPr>
+          <w:lang w:val="en"/>
         </w:rPr>
       </w:pPr>
       <w:bookmarkStart w:id="11" w:name="_axek9md7qrtz" w:colFirst="0" w:colLast="0"/>
       <w:bookmarkEnd w:id="11"/>
       <w:r>
         <w:rPr>
-          <w:rFonts w:ascii="Segoe UI Emoji" w:eastAsiaTheme="majorEastAsia" w:hAnsi="Segoe UI Emoji" w:cs="Segoe UI Emoji"/>
-          <w:i/>
-          <w:iCs/>
-          <w:color w:val="2F5496" w:themeColor="accent1" w:themeShade="BF"/>
-          <w:kern w:val="0"/>
-          <w:sz w:val="22"/>
-          <w:szCs w:val="22"/>
-          <w:lang w:val="en"/>
-          <w14:ligatures w14:val="none"/>
+          <w:rFonts w:ascii="Segoe UI Emoji" w:hAnsi="Segoe UI Emoji" w:cs="Segoe UI Emoji"/>
+          <w:lang w:val="en"/>
         </w:rPr>
         <w:t>💡</w:t>
       </w:r>
       <w:r>
         <w:rPr>
-          <w:rFonts w:ascii="Arial" w:eastAsiaTheme="majorEastAsia" w:hAnsi="Arial" w:cstheme="majorBidi"/>
-          <w:i/>
-          <w:iCs/>
-          <w:color w:val="2F5496" w:themeColor="accent1" w:themeShade="BF"/>
-          <w:kern w:val="0"/>
-          <w:sz w:val="22"/>
-          <w:szCs w:val="22"/>
-          <w:lang w:val="en"/>
-          <w14:ligatures w14:val="none"/>
+          <w:lang w:val="en"/>
         </w:rPr>
         <w:t xml:space="preserve"> Payload (Application Data – HTTP Request)</w:t>
       </w:r>
@@ -5526,6 +5490,7 @@
         </w:rPr>
         <w:t xml:space="preserve">: </w:t>
       </w:r>
+      <w:proofErr w:type="spellStart"/>
       <w:r>
         <w:rPr>
           <w:rFonts w:ascii="Arial" w:eastAsia="Arial" w:hAnsi="Arial" w:cs="Arial"/>
@@ -5537,7 +5502,21 @@
           <w:lang w:val="en"/>
           <w14:ligatures w14:val="none"/>
         </w:rPr>
-        <w:t>Chatgpt (GPT</w:t>
+        <w:t>Chatgpt</w:t>
+      </w:r>
+      <w:proofErr w:type="spellEnd"/>
+      <w:r>
+        <w:rPr>
+          <w:rFonts w:ascii="Arial" w:eastAsia="Arial" w:hAnsi="Arial" w:cs="Arial"/>
+          <w:b/>
+          <w:kern w:val="0"/>
+          <w:sz w:val="22"/>
+          <w:szCs w:val="22"/>
+          <w:highlight w:val="darkGray"/>
+          <w:lang w:val="en"/>
+          <w14:ligatures w14:val="none"/>
+        </w:rPr>
+        <w:t xml:space="preserve"> (GPT</w:t>
       </w:r>
       <w:r>
         <w:rPr>
@@ -5589,7 +5568,7 @@
           <w14:ligatures w14:val="none"/>
         </w:rPr>
         <w:drawing>
-          <wp:inline distT="114300" distB="114300" distL="114300" distR="114300" wp14:anchorId="1BEF1406" wp14:editId="3DDFE393">
+          <wp:inline distT="114300" distB="114300" distL="114300" distR="114300" wp14:anchorId="474C6F94" wp14:editId="5A6152A9">
             <wp:extent cx="5943600" cy="914400"/>
             <wp:effectExtent l="0" t="0" r="0" b="0"/>
             <wp:docPr id="4" name="image4.png"/>
@@ -5744,7 +5723,7 @@
           <w14:ligatures w14:val="none"/>
         </w:rPr>
         <w:drawing>
-          <wp:inline distT="114300" distB="114300" distL="114300" distR="114300" wp14:anchorId="512A5D7C" wp14:editId="61514B24">
+          <wp:inline distT="114300" distB="114300" distL="114300" distR="114300" wp14:anchorId="62AD0BB0" wp14:editId="23A6472A">
             <wp:extent cx="5943600" cy="901700"/>
             <wp:effectExtent l="0" t="0" r="0" b="0"/>
             <wp:docPr id="10" name="image6.png"/>
@@ -5862,54 +5841,30 @@
           <w:lang w:val="en"/>
           <w14:ligatures w14:val="none"/>
         </w:rPr>
-        <w:pict>
+        <w:pict w14:anchorId="3D04E322">
           <v:rect id="_x0000_i1033" style="width:0;height:1.5pt" o:hralign="center" o:hrstd="t" o:hr="t" fillcolor="#a0a0a0" stroked="f"/>
         </w:pict>
       </w:r>
     </w:p>
     <w:p>
       <w:pPr>
-        <w:spacing w:before="80" w:after="40" w:line="276" w:lineRule="auto"/>
-        <w:outlineLvl w:val="3"/>
-        <w:rPr>
-          <w:rFonts w:ascii="Arial" w:eastAsiaTheme="majorEastAsia" w:hAnsi="Arial" w:cstheme="majorBidi"/>
-          <w:i/>
-          <w:iCs/>
-          <w:color w:val="2F5496" w:themeColor="accent1" w:themeShade="BF"/>
-          <w:kern w:val="0"/>
-          <w:sz w:val="22"/>
-          <w:szCs w:val="22"/>
-          <w:lang w:val="en"/>
-          <w14:ligatures w14:val="none"/>
+        <w:pStyle w:val="Heading4"/>
+        <w:rPr>
+          <w:lang w:val="en"/>
         </w:rPr>
       </w:pPr>
       <w:bookmarkStart w:id="12" w:name="_9wy5ge8kjuyj" w:colFirst="0" w:colLast="0"/>
       <w:bookmarkEnd w:id="12"/>
       <w:r>
         <w:rPr>
-          <w:rFonts w:ascii="Segoe UI Emoji" w:eastAsiaTheme="majorEastAsia" w:hAnsi="Segoe UI Emoji" w:cs="Segoe UI Emoji"/>
-          <w:i/>
-          <w:iCs/>
-          <w:color w:val="2F5496" w:themeColor="accent1" w:themeShade="BF"/>
-          <w:kern w:val="0"/>
-          <w:sz w:val="22"/>
-          <w:szCs w:val="22"/>
-          <w:lang w:val="en"/>
-          <w14:ligatures w14:val="none"/>
+          <w:rFonts w:ascii="Segoe UI Emoji" w:hAnsi="Segoe UI Emoji" w:cs="Segoe UI Emoji"/>
+          <w:lang w:val="en"/>
         </w:rPr>
         <w:t>📦</w:t>
       </w:r>
       <w:r>
         <w:rPr>
-          <w:rFonts w:ascii="Arial" w:eastAsiaTheme="majorEastAsia" w:hAnsi="Arial" w:cstheme="majorBidi"/>
-          <w:i/>
-          <w:iCs/>
-          <w:color w:val="2F5496" w:themeColor="accent1" w:themeShade="BF"/>
-          <w:kern w:val="0"/>
-          <w:sz w:val="22"/>
-          <w:szCs w:val="22"/>
-          <w:lang w:val="en"/>
-          <w14:ligatures w14:val="none"/>
+          <w:lang w:val="en"/>
         </w:rPr>
         <w:t xml:space="preserve"> Full TCP Segment (Hex)</w:t>
       </w:r>
@@ -5954,6 +5909,7 @@
         </w:rPr>
         <w:t xml:space="preserve">: </w:t>
       </w:r>
+      <w:proofErr w:type="spellStart"/>
       <w:r>
         <w:rPr>
           <w:rFonts w:ascii="Arial" w:eastAsia="Arial" w:hAnsi="Arial" w:cs="Arial"/>
@@ -5965,7 +5921,21 @@
           <w:lang w:val="en"/>
           <w14:ligatures w14:val="none"/>
         </w:rPr>
-        <w:t>Chatgpt (GPT</w:t>
+        <w:t>Chatgpt</w:t>
+      </w:r>
+      <w:proofErr w:type="spellEnd"/>
+      <w:r>
+        <w:rPr>
+          <w:rFonts w:ascii="Arial" w:eastAsia="Arial" w:hAnsi="Arial" w:cs="Arial"/>
+          <w:b/>
+          <w:kern w:val="0"/>
+          <w:sz w:val="22"/>
+          <w:szCs w:val="22"/>
+          <w:highlight w:val="darkGray"/>
+          <w:lang w:val="en"/>
+          <w14:ligatures w14:val="none"/>
+        </w:rPr>
+        <w:t xml:space="preserve"> (GPT</w:t>
       </w:r>
       <w:r>
         <w:rPr>
@@ -6017,7 +5987,7 @@
           <w14:ligatures w14:val="none"/>
         </w:rPr>
         <w:drawing>
-          <wp:inline distT="114300" distB="114300" distL="114300" distR="114300" wp14:anchorId="06BC8FE7" wp14:editId="0AE95302">
+          <wp:inline distT="114300" distB="114300" distL="114300" distR="114300" wp14:anchorId="7F8A7720" wp14:editId="7E08F66A">
             <wp:extent cx="5943600" cy="1295400"/>
             <wp:effectExtent l="0" t="0" r="0" b="0"/>
             <wp:docPr id="8" name="image11.png"/>
@@ -6098,7 +6068,31 @@
           <w:lang w:val="en"/>
           <w14:ligatures w14:val="none"/>
         </w:rPr>
-        <w:t>80 02 FF FF A1 B2 00 00</w:t>
+        <w:t xml:space="preserve">80 02 FF </w:t>
+      </w:r>
+      <w:proofErr w:type="spellStart"/>
+      <w:r>
+        <w:rPr>
+          <w:rFonts w:ascii="Roboto Mono" w:eastAsia="Arial" w:hAnsi="Roboto Mono" w:cs="Arial"/>
+          <w:kern w:val="0"/>
+          <w:sz w:val="22"/>
+          <w:szCs w:val="22"/>
+          <w:lang w:val="en"/>
+          <w14:ligatures w14:val="none"/>
+        </w:rPr>
+        <w:t>FF</w:t>
+      </w:r>
+      <w:proofErr w:type="spellEnd"/>
+      <w:r>
+        <w:rPr>
+          <w:rFonts w:ascii="Roboto Mono" w:eastAsia="Arial" w:hAnsi="Roboto Mono" w:cs="Arial"/>
+          <w:kern w:val="0"/>
+          <w:sz w:val="22"/>
+          <w:szCs w:val="22"/>
+          <w:lang w:val="en"/>
+          <w14:ligatures w14:val="none"/>
+        </w:rPr>
+        <w:t xml:space="preserve"> A1 B2 00 00</w:t>
       </w:r>
     </w:p>
     <w:p>
@@ -6146,6 +6140,7 @@
           <w:lang w:val="en"/>
           <w14:ligatures w14:val="none"/>
         </w:rPr>
+        <w:lastRenderedPageBreak/>
         <w:t>0D 0A 48 6F 73 74 3A 20 65 78 61 6D 70 6C 65 2E 63 6F 6D 0D 0A 0D 0A</w:t>
       </w:r>
     </w:p>
@@ -6336,54 +6331,30 @@
           <w:lang w:val="en"/>
           <w14:ligatures w14:val="none"/>
         </w:rPr>
-        <w:pict>
+        <w:pict w14:anchorId="38E24103">
           <v:rect id="_x0000_i1034" style="width:0;height:1.5pt" o:hralign="center" o:hrstd="t" o:hr="t" fillcolor="#a0a0a0" stroked="f"/>
         </w:pict>
       </w:r>
     </w:p>
     <w:p>
       <w:pPr>
-        <w:spacing w:before="80" w:after="40" w:line="276" w:lineRule="auto"/>
-        <w:outlineLvl w:val="3"/>
-        <w:rPr>
-          <w:rFonts w:ascii="Arial" w:eastAsiaTheme="majorEastAsia" w:hAnsi="Arial" w:cstheme="majorBidi"/>
-          <w:i/>
-          <w:iCs/>
-          <w:color w:val="2F5496" w:themeColor="accent1" w:themeShade="BF"/>
-          <w:kern w:val="0"/>
-          <w:sz w:val="22"/>
-          <w:szCs w:val="22"/>
-          <w:lang w:val="en"/>
-          <w14:ligatures w14:val="none"/>
+        <w:pStyle w:val="Heading4"/>
+        <w:rPr>
+          <w:lang w:val="en"/>
         </w:rPr>
       </w:pPr>
       <w:bookmarkStart w:id="13" w:name="_ksogpzx3o4rg" w:colFirst="0" w:colLast="0"/>
       <w:bookmarkEnd w:id="13"/>
       <w:r>
         <w:rPr>
-          <w:rFonts w:ascii="Segoe UI Emoji" w:eastAsiaTheme="majorEastAsia" w:hAnsi="Segoe UI Emoji" w:cs="Segoe UI Emoji"/>
-          <w:i/>
-          <w:iCs/>
-          <w:color w:val="2F5496" w:themeColor="accent1" w:themeShade="BF"/>
-          <w:kern w:val="0"/>
-          <w:sz w:val="22"/>
-          <w:szCs w:val="22"/>
-          <w:lang w:val="en"/>
-          <w14:ligatures w14:val="none"/>
+          <w:rFonts w:ascii="Segoe UI Emoji" w:hAnsi="Segoe UI Emoji" w:cs="Segoe UI Emoji"/>
+          <w:lang w:val="en"/>
         </w:rPr>
         <w:t>🧠</w:t>
       </w:r>
       <w:r>
         <w:rPr>
-          <w:rFonts w:ascii="Arial" w:eastAsiaTheme="majorEastAsia" w:hAnsi="Arial" w:cstheme="majorBidi"/>
-          <w:i/>
-          <w:iCs/>
-          <w:color w:val="2F5496" w:themeColor="accent1" w:themeShade="BF"/>
-          <w:kern w:val="0"/>
-          <w:sz w:val="22"/>
-          <w:szCs w:val="22"/>
-          <w:lang w:val="en"/>
-          <w14:ligatures w14:val="none"/>
+          <w:lang w:val="en"/>
         </w:rPr>
         <w:t xml:space="preserve"> Recap: TCP Segment Anatomy</w:t>
       </w:r>
@@ -6428,6 +6399,7 @@
         </w:rPr>
         <w:t xml:space="preserve">: </w:t>
       </w:r>
+      <w:proofErr w:type="spellStart"/>
       <w:r>
         <w:rPr>
           <w:rFonts w:ascii="Arial" w:eastAsia="Arial" w:hAnsi="Arial" w:cs="Arial"/>
@@ -6439,7 +6411,21 @@
           <w:lang w:val="en"/>
           <w14:ligatures w14:val="none"/>
         </w:rPr>
-        <w:t>Chatgpt (GPT</w:t>
+        <w:t>Chatgpt</w:t>
+      </w:r>
+      <w:proofErr w:type="spellEnd"/>
+      <w:r>
+        <w:rPr>
+          <w:rFonts w:ascii="Arial" w:eastAsia="Arial" w:hAnsi="Arial" w:cs="Arial"/>
+          <w:b/>
+          <w:kern w:val="0"/>
+          <w:sz w:val="22"/>
+          <w:szCs w:val="22"/>
+          <w:highlight w:val="darkGray"/>
+          <w:lang w:val="en"/>
+          <w14:ligatures w14:val="none"/>
+        </w:rPr>
+        <w:t xml:space="preserve"> (GPT</w:t>
       </w:r>
       <w:r>
         <w:rPr>
@@ -6491,7 +6477,7 @@
           <w14:ligatures w14:val="none"/>
         </w:rPr>
         <w:drawing>
-          <wp:inline distT="114300" distB="114300" distL="114300" distR="114300" wp14:anchorId="34222F25" wp14:editId="1E7779DB">
+          <wp:inline distT="114300" distB="114300" distL="114300" distR="114300" wp14:anchorId="5AE4D758" wp14:editId="18264135">
             <wp:extent cx="5943600" cy="1473200"/>
             <wp:effectExtent l="0" t="0" r="0" b="0"/>
             <wp:docPr id="11" name="image9.png"/>
@@ -6681,25 +6667,17 @@
           <w:lang w:val="en"/>
           <w14:ligatures w14:val="none"/>
         </w:rPr>
-        <w:pict>
+        <w:pict w14:anchorId="0EA059DC">
           <v:rect id="_x0000_i1035" style="width:0;height:1.5pt" o:hralign="center" o:hrstd="t" o:hr="t" fillcolor="#a0a0a0" stroked="f"/>
         </w:pict>
       </w:r>
     </w:p>
     <w:p>
       <w:pPr>
-        <w:spacing w:before="280" w:after="80" w:line="276" w:lineRule="auto"/>
-        <w:outlineLvl w:val="2"/>
-        <w:rPr>
-          <w:rFonts w:ascii="Arial" w:eastAsiaTheme="majorEastAsia" w:hAnsi="Arial" w:cstheme="majorBidi"/>
-          <w:b/>
-          <w:bCs/>
-          <w:color w:val="000000"/>
-          <w:kern w:val="0"/>
-          <w:sz w:val="26"/>
-          <w:szCs w:val="26"/>
-          <w:lang w:val="en"/>
-          <w14:ligatures w14:val="none"/>
+        <w:pStyle w:val="Heading3"/>
+        <w:rPr>
+          <w:rFonts w:ascii="Arial" w:hAnsi="Arial"/>
+          <w:lang w:val="en"/>
         </w:rPr>
       </w:pPr>
       <w:bookmarkStart w:id="14" w:name="_t9u868eo8ykq" w:colFirst="0" w:colLast="0"/>
@@ -6707,28 +6685,14 @@
       <w:r>
         <w:rPr>
           <w:rFonts w:ascii="Segoe UI Emoji" w:eastAsia="Arial Unicode MS" w:hAnsi="Segoe UI Emoji" w:cs="Segoe UI Emoji"/>
-          <w:b/>
-          <w:bCs/>
-          <w:color w:val="000000"/>
-          <w:kern w:val="0"/>
-          <w:sz w:val="26"/>
-          <w:szCs w:val="26"/>
-          <w:lang w:val="en"/>
-          <w14:ligatures w14:val="none"/>
+          <w:lang w:val="en"/>
         </w:rPr>
         <w:t>✅</w:t>
       </w:r>
       <w:r>
         <w:rPr>
-          <w:rFonts w:ascii="Arial Unicode MS" w:eastAsia="Arial Unicode MS" w:hAnsi="Arial Unicode MS" w:cs="Arial Unicode MS"/>
-          <w:b/>
-          <w:bCs/>
-          <w:color w:val="000000"/>
-          <w:kern w:val="0"/>
-          <w:sz w:val="26"/>
-          <w:szCs w:val="26"/>
-          <w:lang w:val="en"/>
-          <w14:ligatures w14:val="none"/>
+          <w:rFonts w:eastAsia="Arial Unicode MS"/>
+          <w:lang w:val="en"/>
         </w:rPr>
         <w:t xml:space="preserve"> Summary</w:t>
       </w:r>
@@ -6773,6 +6737,7 @@
         </w:rPr>
         <w:t xml:space="preserve">: </w:t>
       </w:r>
+      <w:proofErr w:type="spellStart"/>
       <w:r>
         <w:rPr>
           <w:rFonts w:ascii="Arial" w:eastAsia="Arial" w:hAnsi="Arial" w:cs="Arial"/>
@@ -6784,7 +6749,21 @@
           <w:lang w:val="en"/>
           <w14:ligatures w14:val="none"/>
         </w:rPr>
-        <w:t>Chatgpt (GPT</w:t>
+        <w:t>Chatgpt</w:t>
+      </w:r>
+      <w:proofErr w:type="spellEnd"/>
+      <w:r>
+        <w:rPr>
+          <w:rFonts w:ascii="Arial" w:eastAsia="Arial" w:hAnsi="Arial" w:cs="Arial"/>
+          <w:b/>
+          <w:kern w:val="0"/>
+          <w:sz w:val="22"/>
+          <w:szCs w:val="22"/>
+          <w:highlight w:val="darkGray"/>
+          <w:lang w:val="en"/>
+          <w14:ligatures w14:val="none"/>
+        </w:rPr>
+        <w:t xml:space="preserve"> (GPT</w:t>
       </w:r>
       <w:r>
         <w:rPr>
@@ -6836,7 +6815,7 @@
           <w14:ligatures w14:val="none"/>
         </w:rPr>
         <w:drawing>
-          <wp:inline distT="114300" distB="114300" distL="114300" distR="114300" wp14:anchorId="688A911C" wp14:editId="26EDD51C">
+          <wp:inline distT="114300" distB="114300" distL="114300" distR="114300" wp14:anchorId="38A40AF7" wp14:editId="0845687F">
             <wp:extent cx="5943600" cy="1257300"/>
             <wp:effectExtent l="0" t="0" r="0" b="0"/>
             <wp:docPr id="7" name="image12.png"/>
@@ -7115,6 +7094,7 @@
                 <w:lang w:val="en"/>
                 <w14:ligatures w14:val="none"/>
               </w:rPr>
+              <w:lastRenderedPageBreak/>
               <w:t>Payload</w:t>
             </w:r>
           </w:p>
@@ -7272,48 +7252,30 @@
           <w:lang w:val="en"/>
           <w14:ligatures w14:val="none"/>
         </w:rPr>
-        <w:pict>
+        <w:pict w14:anchorId="69C67D8B">
           <v:rect id="_x0000_i1036" style="width:0;height:1.5pt" o:hralign="center" o:hrstd="t" o:hr="t" fillcolor="#a0a0a0" stroked="f"/>
         </w:pict>
       </w:r>
     </w:p>
     <w:p>
       <w:pPr>
-        <w:spacing w:before="280" w:after="80" w:line="276" w:lineRule="auto"/>
-        <w:outlineLvl w:val="1"/>
-        <w:rPr>
-          <w:rFonts w:asciiTheme="majorHAnsi" w:eastAsiaTheme="majorEastAsia" w:hAnsiTheme="majorHAnsi" w:cstheme="majorBidi"/>
-          <w:color w:val="2F5496" w:themeColor="accent1" w:themeShade="BF"/>
-          <w:kern w:val="0"/>
-          <w:sz w:val="32"/>
-          <w:szCs w:val="32"/>
-          <w:lang w:val="en"/>
-          <w14:ligatures w14:val="none"/>
+        <w:pStyle w:val="Heading2"/>
+        <w:rPr>
+          <w:lang w:val="en"/>
         </w:rPr>
       </w:pPr>
       <w:bookmarkStart w:id="15" w:name="_ahfk1zsaf4bl" w:colFirst="0" w:colLast="0"/>
       <w:bookmarkEnd w:id="15"/>
       <w:r>
         <w:rPr>
-          <w:rFonts w:ascii="Segoe UI Emoji" w:eastAsiaTheme="majorEastAsia" w:hAnsi="Segoe UI Emoji" w:cs="Segoe UI Emoji"/>
-          <w:color w:val="2F5496" w:themeColor="accent1" w:themeShade="BF"/>
-          <w:kern w:val="0"/>
-          <w:sz w:val="32"/>
-          <w:szCs w:val="32"/>
-          <w:lang w:val="en"/>
-          <w14:ligatures w14:val="none"/>
+          <w:rFonts w:ascii="Segoe UI Emoji" w:hAnsi="Segoe UI Emoji" w:cs="Segoe UI Emoji"/>
+          <w:lang w:val="en"/>
         </w:rPr>
         <w:t>🆚</w:t>
       </w:r>
       <w:r>
         <w:rPr>
-          <w:rFonts w:asciiTheme="majorHAnsi" w:eastAsiaTheme="majorEastAsia" w:hAnsiTheme="majorHAnsi" w:cstheme="majorBidi"/>
-          <w:color w:val="2F5496" w:themeColor="accent1" w:themeShade="BF"/>
-          <w:kern w:val="0"/>
-          <w:sz w:val="32"/>
-          <w:szCs w:val="32"/>
-          <w:lang w:val="en"/>
-          <w14:ligatures w14:val="none"/>
+          <w:lang w:val="en"/>
         </w:rPr>
         <w:t xml:space="preserve"> Segment vs Datagram</w:t>
       </w:r>
@@ -7355,6 +7317,7 @@
         </w:rPr>
         <w:t xml:space="preserve">: </w:t>
       </w:r>
+      <w:proofErr w:type="spellStart"/>
       <w:r>
         <w:rPr>
           <w:rFonts w:ascii="Arial" w:eastAsia="Arial" w:hAnsi="Arial" w:cs="Arial"/>
@@ -7366,7 +7329,21 @@
           <w:lang w:val="en"/>
           <w14:ligatures w14:val="none"/>
         </w:rPr>
-        <w:t>Chatgpt (GPT</w:t>
+        <w:t>Chatgpt</w:t>
+      </w:r>
+      <w:proofErr w:type="spellEnd"/>
+      <w:r>
+        <w:rPr>
+          <w:rFonts w:ascii="Arial" w:eastAsia="Arial" w:hAnsi="Arial" w:cs="Arial"/>
+          <w:b/>
+          <w:kern w:val="0"/>
+          <w:sz w:val="22"/>
+          <w:szCs w:val="22"/>
+          <w:highlight w:val="darkGray"/>
+          <w:lang w:val="en"/>
+          <w14:ligatures w14:val="none"/>
+        </w:rPr>
+        <w:t xml:space="preserve"> (GPT</w:t>
       </w:r>
       <w:r>
         <w:rPr>
@@ -7418,7 +7395,7 @@
           <w14:ligatures w14:val="none"/>
         </w:rPr>
         <w:drawing>
-          <wp:inline distT="114300" distB="114300" distL="114300" distR="114300" wp14:anchorId="0D156945" wp14:editId="0974243B">
+          <wp:inline distT="114300" distB="114300" distL="114300" distR="114300" wp14:anchorId="7ECB1A2E" wp14:editId="50B84B00">
             <wp:extent cx="5943600" cy="1625600"/>
             <wp:effectExtent l="0" t="0" r="0" b="0"/>
             <wp:docPr id="2" name="image10.png"/>
@@ -8144,23 +8121,16 @@
           <w:lang w:val="en"/>
           <w14:ligatures w14:val="none"/>
         </w:rPr>
-        <w:pict>
+        <w:pict w14:anchorId="4922153E">
           <v:rect id="_x0000_i1037" style="width:0;height:1.5pt" o:hralign="center" o:hrstd="t" o:hr="t" fillcolor="#a0a0a0" stroked="f"/>
         </w:pict>
       </w:r>
     </w:p>
     <w:p>
       <w:pPr>
-        <w:spacing w:before="280" w:after="80" w:line="276" w:lineRule="auto"/>
-        <w:outlineLvl w:val="1"/>
-        <w:rPr>
-          <w:rFonts w:asciiTheme="majorHAnsi" w:eastAsiaTheme="majorEastAsia" w:hAnsiTheme="majorHAnsi" w:cstheme="majorBidi"/>
-          <w:color w:val="2F5496" w:themeColor="accent1" w:themeShade="BF"/>
-          <w:kern w:val="0"/>
-          <w:sz w:val="32"/>
-          <w:szCs w:val="32"/>
-          <w:lang w:val="en"/>
-          <w14:ligatures w14:val="none"/>
+        <w:pStyle w:val="Heading2"/>
+        <w:rPr>
+          <w:lang w:val="en"/>
         </w:rPr>
       </w:pPr>
       <w:bookmarkStart w:id="16" w:name="_f841idfe2fco" w:colFirst="0" w:colLast="0"/>
@@ -8168,24 +8138,14 @@
       <w:r>
         <w:rPr>
           <w:rFonts w:ascii="Segoe UI Emoji" w:eastAsia="Arial Unicode MS" w:hAnsi="Segoe UI Emoji" w:cs="Segoe UI Emoji"/>
-          <w:color w:val="2F5496" w:themeColor="accent1" w:themeShade="BF"/>
-          <w:kern w:val="0"/>
-          <w:sz w:val="32"/>
-          <w:szCs w:val="32"/>
-          <w:lang w:val="en"/>
-          <w14:ligatures w14:val="none"/>
+          <w:lang w:val="en"/>
         </w:rPr>
         <w:t>✅</w:t>
       </w:r>
       <w:r>
         <w:rPr>
-          <w:rFonts w:ascii="Arial Unicode MS" w:eastAsia="Arial Unicode MS" w:hAnsi="Arial Unicode MS" w:cs="Arial Unicode MS"/>
-          <w:color w:val="2F5496" w:themeColor="accent1" w:themeShade="BF"/>
-          <w:kern w:val="0"/>
-          <w:sz w:val="32"/>
-          <w:szCs w:val="32"/>
-          <w:lang w:val="en"/>
-          <w14:ligatures w14:val="none"/>
+          <w:rFonts w:eastAsia="Arial Unicode MS"/>
+          <w:lang w:val="en"/>
         </w:rPr>
         <w:t xml:space="preserve"> Summary</w:t>
       </w:r>
@@ -8227,6 +8187,7 @@
         </w:rPr>
         <w:t xml:space="preserve">: </w:t>
       </w:r>
+      <w:proofErr w:type="spellStart"/>
       <w:r>
         <w:rPr>
           <w:rFonts w:ascii="Arial" w:eastAsia="Arial" w:hAnsi="Arial" w:cs="Arial"/>
@@ -8238,7 +8199,21 @@
           <w:lang w:val="en"/>
           <w14:ligatures w14:val="none"/>
         </w:rPr>
-        <w:t>Chatgpt (GPT</w:t>
+        <w:t>Chatgpt</w:t>
+      </w:r>
+      <w:proofErr w:type="spellEnd"/>
+      <w:r>
+        <w:rPr>
+          <w:rFonts w:ascii="Arial" w:eastAsia="Arial" w:hAnsi="Arial" w:cs="Arial"/>
+          <w:b/>
+          <w:kern w:val="0"/>
+          <w:sz w:val="22"/>
+          <w:szCs w:val="22"/>
+          <w:highlight w:val="darkGray"/>
+          <w:lang w:val="en"/>
+          <w14:ligatures w14:val="none"/>
+        </w:rPr>
+        <w:t xml:space="preserve"> (GPT</w:t>
       </w:r>
       <w:r>
         <w:rPr>
@@ -8289,8 +8264,9 @@
           <w:lang w:val="en"/>
           <w14:ligatures w14:val="none"/>
         </w:rPr>
+        <w:lastRenderedPageBreak/>
         <w:drawing>
-          <wp:inline distT="114300" distB="114300" distL="114300" distR="114300" wp14:anchorId="479EACB2" wp14:editId="2D540A86">
+          <wp:inline distT="114300" distB="114300" distL="114300" distR="114300" wp14:anchorId="3B95C7FC" wp14:editId="7C25EDED">
             <wp:extent cx="5943600" cy="1943100"/>
             <wp:effectExtent l="0" t="0" r="0" b="0"/>
             <wp:docPr id="12" name="image8.png"/>
@@ -8989,7 +8965,7 @@
           <w:lang w:val="en"/>
           <w14:ligatures w14:val="none"/>
         </w:rPr>
-        <w:pict>
+        <w:pict w14:anchorId="5625A611">
           <v:rect id="_x0000_i1038" style="width:0;height:1.5pt" o:hralign="center" o:hrstd="t" o:hr="t" fillcolor="#a0a0a0" stroked="f"/>
         </w:pict>
       </w:r>
@@ -9593,7 +9569,6 @@
     <w:next w:val="Normal"/>
     <w:link w:val="Heading2Char"/>
     <w:uiPriority w:val="9"/>
-    <w:semiHidden/>
     <w:unhideWhenUsed/>
     <w:qFormat/>
     <w:rsid w:val="00FD5CC5"/>
@@ -9616,7 +9591,6 @@
     <w:next w:val="Normal"/>
     <w:link w:val="Heading3Char"/>
     <w:uiPriority w:val="9"/>
-    <w:semiHidden/>
     <w:unhideWhenUsed/>
     <w:qFormat/>
     <w:rsid w:val="00FD5CC5"/>
@@ -9639,7 +9613,6 @@
     <w:next w:val="Normal"/>
     <w:link w:val="Heading4Char"/>
     <w:uiPriority w:val="9"/>
-    <w:semiHidden/>
     <w:unhideWhenUsed/>
     <w:qFormat/>
     <w:rsid w:val="00FD5CC5"/>
@@ -9810,7 +9783,6 @@
     <w:basedOn w:val="DefaultParagraphFont"/>
     <w:link w:val="Heading2"/>
     <w:uiPriority w:val="9"/>
-    <w:semiHidden/>
     <w:rsid w:val="00FD5CC5"/>
     <w:rPr>
       <w:rFonts w:asciiTheme="majorHAnsi" w:eastAsiaTheme="majorEastAsia" w:hAnsiTheme="majorHAnsi" w:cstheme="majorBidi"/>
@@ -9824,7 +9796,6 @@
     <w:basedOn w:val="DefaultParagraphFont"/>
     <w:link w:val="Heading3"/>
     <w:uiPriority w:val="9"/>
-    <w:semiHidden/>
     <w:rsid w:val="00FD5CC5"/>
     <w:rPr>
       <w:rFonts w:eastAsiaTheme="majorEastAsia" w:cstheme="majorBidi"/>
@@ -9838,7 +9809,6 @@
     <w:basedOn w:val="DefaultParagraphFont"/>
     <w:link w:val="Heading4"/>
     <w:uiPriority w:val="9"/>
-    <w:semiHidden/>
     <w:rsid w:val="00FD5CC5"/>
     <w:rPr>
       <w:rFonts w:eastAsiaTheme="majorEastAsia" w:cstheme="majorBidi"/>
